--- a/manuscript/OSCM_Supplementary_Material.docx
+++ b/manuscript/OSCM_Supplementary_Material.docx
@@ -5492,7 +5492,7 @@
         <w:t xml:space="preserve">.)</w:t>
       </w:r>
       <w:r>
-        <w:t xml:space="preserve"> Kaplan–Meier survival for the 173-drug common cohort with 51 resolution events, under R1 (recorded posting), R2 earliest plausible onset and R2 latest plausible onset. The three curves share subjects, events and the censoring rule; their time-dependent risk sets differ with the onset shift, so the estimates are not independent. Reference lines at 110, 180 and 365 days correspond to the survival probabilities reported in Table 3b. The curves are nearly coincident; the paired-difference distribution in main-text Figure 2 carries the information that these aggregate curves conceal.</w:t>
+        <w:t xml:space="preserve"> Kaplan–Meier survival for the 173-drug common cohort with 51 resolution events, under R1 (recorded posting), R2 earliest plausible onset and R2 latest plausible onset. The three curves share subjects, events and the censoring rule; their time-dependent risk sets differ with the onset shift, so the estimates are not independent. Reference lines at 110, 180 and 365 days correspond to the survival probabilities reported in Table 5 of the main text. The curves are nearly coincident; the paired-difference distribution in main-text Figure 2 carries the information that these aggregate curves conceal.</w:t>
       </w:r>
     </w:p>
     <w:sectPr>
